--- a/EECS 581 Project 1 Estimated Person Hours.docx
+++ b/EECS 581 Project 1 Estimated Person Hours.docx
@@ -218,6 +218,28 @@
           </w:p>
         </w:tc>
       </w:tr>
+      <w:tr>
+        <w:tc>
+          <w:tcPr>
+            <w:tcW w:w="4675" w:type="dxa"/>
+          </w:tcPr>
+          <w:p>
+            <w:r>
+              <w:t>Total</w:t>
+            </w:r>
+          </w:p>
+        </w:tc>
+        <w:tc>
+          <w:tcPr>
+            <w:tcW w:w="4675" w:type="dxa"/>
+          </w:tcPr>
+          <w:p>
+            <w:r>
+              <w:t>19</w:t>
+            </w:r>
+          </w:p>
+        </w:tc>
+      </w:tr>
     </w:tbl>
     <w:p/>
     <w:p>
@@ -225,6 +247,206 @@
         <w:t>The team divided Project 1 into the five major user stories defined in our product backlog. Each team member estimated the person-hours required to complete their assigned functionality, including implementation and initial testing. The team also estimated shared effort for system integration/testing, documentation, and project management/meetings. These estimates were combined to determine the total estimated person-hours for Project 1.</w:t>
       </w:r>
     </w:p>
+    <w:p/>
+    <w:p>
+      <w:r>
+        <w:t xml:space="preserve">Actual </w:t>
+      </w:r>
+      <w:r>
+        <w:t>Person Hours</w:t>
+      </w:r>
+    </w:p>
+    <w:tbl>
+      <w:tblPr>
+        <w:tblStyle w:val="TableGrid"/>
+        <w:tblW w:w="0" w:type="auto"/>
+        <w:tblLook w:val="04A0" w:firstRow="1" w:lastRow="0" w:firstColumn="1" w:lastColumn="0" w:noHBand="0" w:noVBand="1"/>
+      </w:tblPr>
+      <w:tblGrid>
+        <w:gridCol w:w="4675"/>
+        <w:gridCol w:w="4675"/>
+      </w:tblGrid>
+      <w:tr>
+        <w:tc>
+          <w:tcPr>
+            <w:tcW w:w="4675" w:type="dxa"/>
+          </w:tcPr>
+          <w:p>
+            <w:r>
+              <w:t>Group Member</w:t>
+            </w:r>
+          </w:p>
+        </w:tc>
+        <w:tc>
+          <w:tcPr>
+            <w:tcW w:w="4675" w:type="dxa"/>
+          </w:tcPr>
+          <w:p>
+            <w:r>
+              <w:t>Hours</w:t>
+            </w:r>
+          </w:p>
+        </w:tc>
+      </w:tr>
+      <w:tr>
+        <w:tc>
+          <w:tcPr>
+            <w:tcW w:w="4675" w:type="dxa"/>
+          </w:tcPr>
+          <w:p>
+            <w:r>
+              <w:t>Bradley Brown</w:t>
+            </w:r>
+          </w:p>
+        </w:tc>
+        <w:tc>
+          <w:tcPr>
+            <w:tcW w:w="4675" w:type="dxa"/>
+          </w:tcPr>
+          <w:p>
+            <w:r>
+              <w:t>2</w:t>
+            </w:r>
+          </w:p>
+        </w:tc>
+      </w:tr>
+      <w:tr>
+        <w:tc>
+          <w:tcPr>
+            <w:tcW w:w="4675" w:type="dxa"/>
+          </w:tcPr>
+          <w:p>
+            <w:r>
+              <w:t>Ben Haney</w:t>
+            </w:r>
+          </w:p>
+        </w:tc>
+        <w:tc>
+          <w:tcPr>
+            <w:tcW w:w="4675" w:type="dxa"/>
+          </w:tcPr>
+          <w:p>
+            <w:r>
+              <w:t>3</w:t>
+            </w:r>
+          </w:p>
+        </w:tc>
+      </w:tr>
+      <w:tr>
+        <w:tc>
+          <w:tcPr>
+            <w:tcW w:w="4675" w:type="dxa"/>
+          </w:tcPr>
+          <w:p>
+            <w:r>
+              <w:t>Will Calhoun</w:t>
+            </w:r>
+          </w:p>
+        </w:tc>
+        <w:tc>
+          <w:tcPr>
+            <w:tcW w:w="4675" w:type="dxa"/>
+          </w:tcPr>
+          <w:p>
+            <w:r>
+              <w:t>2</w:t>
+            </w:r>
+          </w:p>
+        </w:tc>
+      </w:tr>
+      <w:tr>
+        <w:tc>
+          <w:tcPr>
+            <w:tcW w:w="4675" w:type="dxa"/>
+          </w:tcPr>
+          <w:p>
+            <w:r>
+              <w:t>Caleb Hite</w:t>
+            </w:r>
+          </w:p>
+        </w:tc>
+        <w:tc>
+          <w:tcPr>
+            <w:tcW w:w="4675" w:type="dxa"/>
+          </w:tcPr>
+          <w:p>
+            <w:r>
+              <w:t>4</w:t>
+            </w:r>
+          </w:p>
+        </w:tc>
+      </w:tr>
+      <w:tr>
+        <w:tc>
+          <w:tcPr>
+            <w:tcW w:w="4675" w:type="dxa"/>
+          </w:tcPr>
+          <w:p>
+            <w:r>
+              <w:t>Kai Barnhart</w:t>
+            </w:r>
+          </w:p>
+        </w:tc>
+        <w:tc>
+          <w:tcPr>
+            <w:tcW w:w="4675" w:type="dxa"/>
+          </w:tcPr>
+          <w:p>
+            <w:r>
+              <w:t>3</w:t>
+            </w:r>
+          </w:p>
+        </w:tc>
+      </w:tr>
+      <w:tr>
+        <w:tc>
+          <w:tcPr>
+            <w:tcW w:w="4675" w:type="dxa"/>
+          </w:tcPr>
+          <w:p>
+            <w:r>
+              <w:t xml:space="preserve">Charlie </w:t>
+            </w:r>
+            <w:r>
+              <w:t>doherty</w:t>
+            </w:r>
+          </w:p>
+        </w:tc>
+        <w:tc>
+          <w:tcPr>
+            <w:tcW w:w="4675" w:type="dxa"/>
+          </w:tcPr>
+          <w:p>
+            <w:r>
+              <w:t>3</w:t>
+            </w:r>
+          </w:p>
+        </w:tc>
+      </w:tr>
+      <w:tr>
+        <w:tc>
+          <w:tcPr>
+            <w:tcW w:w="4675" w:type="dxa"/>
+          </w:tcPr>
+          <w:p>
+            <w:r>
+              <w:t>Total</w:t>
+            </w:r>
+          </w:p>
+        </w:tc>
+        <w:tc>
+          <w:tcPr>
+            <w:tcW w:w="4675" w:type="dxa"/>
+          </w:tcPr>
+          <w:p>
+            <w:r>
+              <w:t>17</w:t>
+            </w:r>
+          </w:p>
+        </w:tc>
+      </w:tr>
+    </w:tbl>
+    <w:p/>
     <w:p/>
     <w:sectPr>
       <w:pgSz w:w="12240" w:h="15840"/>
@@ -839,6 +1061,7 @@
   <w:style w:type="character" w:default="1" w:styleId="DefaultParagraphFont">
     <w:name w:val="Default Paragraph Font"/>
     <w:uiPriority w:val="1"/>
+    <w:semiHidden/>
     <w:unhideWhenUsed/>
   </w:style>
   <w:style w:type="table" w:default="1" w:styleId="TableNormal">
